--- a/毕业论文/毕业论文改三.docx
+++ b/毕业论文/毕业论文改三.docx
@@ -158,6 +158,14 @@
         <w:gridCol w:w="2634"/>
       </w:tblGrid>
       <w:tr>
+        <w:tblPrEx>
+          <w:tblCellMar>
+            <w:top w:w="0" w:type="dxa"/>
+            <w:left w:w="108" w:type="dxa"/>
+            <w:bottom w:w="0" w:type="dxa"/>
+            <w:right w:w="108" w:type="dxa"/>
+          </w:tblCellMar>
+        </w:tblPrEx>
         <w:trPr>
           <w:trHeight w:val="873" w:hRule="atLeast"/>
           <w:jc w:val="center"/>
@@ -288,6 +296,14 @@
         </w:tc>
       </w:tr>
       <w:tr>
+        <w:tblPrEx>
+          <w:tblCellMar>
+            <w:top w:w="0" w:type="dxa"/>
+            <w:left w:w="108" w:type="dxa"/>
+            <w:bottom w:w="0" w:type="dxa"/>
+            <w:right w:w="108" w:type="dxa"/>
+          </w:tblCellMar>
+        </w:tblPrEx>
         <w:trPr>
           <w:trHeight w:val="873" w:hRule="atLeast"/>
           <w:jc w:val="center"/>
@@ -25610,8 +25626,6 @@
         </w:rPr>
       </w:pPr>
       <w:bookmarkStart w:id="113" w:name="_Toc3751"/>
-      <w:bookmarkStart w:id="135" w:name="_GoBack"/>
-      <w:bookmarkEnd w:id="135"/>
       <w:r>
         <w:rPr>
           <w:rFonts w:hint="eastAsia" w:ascii="Times New Roman" w:hAnsi="Times New Roman"/>
@@ -26967,7 +26981,17 @@
         <w:commentReference w:id="7"/>
       </w:r>
       <w:r>
-        <w:t>安部第一研究所,2023.</w:t>
+        <w:t>安部第一研究所,</w:t>
+      </w:r>
+      <w:r>
+        <w:rPr>
+          <w:rFonts w:hint="eastAsia"/>
+          <w:lang w:val="en-US" w:eastAsia="zh-CN"/>
+        </w:rPr>
+        <w:t>7~10,</w:t>
+      </w:r>
+      <w:r>
+        <w:t>2023.</w:t>
       </w:r>
     </w:p>
     <w:p>
@@ -26984,7 +27008,17 @@
         <w:t>[2]</w:t>
       </w:r>
       <w:r>
-        <w:t>李根.面向电商平台的即时通讯系统设计与实现[D].西安电子科技大学, 2023.</w:t>
+        <w:t>李根.面向电商平台的即时通讯系统设计与实现[D].西安电子科技大学,</w:t>
+      </w:r>
+      <w:r>
+        <w:rPr>
+          <w:rFonts w:hint="eastAsia"/>
+          <w:lang w:val="en-US" w:eastAsia="zh-CN"/>
+        </w:rPr>
+        <w:t>11~20,</w:t>
+      </w:r>
+      <w:r>
+        <w:t xml:space="preserve"> 2023.</w:t>
       </w:r>
     </w:p>
     <w:p>
@@ -27001,7 +27035,17 @@
         <w:t>[3]</w:t>
       </w:r>
       <w:r>
-        <w:t>方杰.基于Linphone的云通信即时通讯软件设计与实现[D]. 北京邮电大学, 2022</w:t>
+        <w:t>方杰.基于Linphone的云通信即时通讯软件设计与实现[D]. 北京邮电大学,</w:t>
+      </w:r>
+      <w:r>
+        <w:rPr>
+          <w:rFonts w:hint="eastAsia"/>
+          <w:lang w:val="en-US" w:eastAsia="zh-CN"/>
+        </w:rPr>
+        <w:t>4~15,</w:t>
+      </w:r>
+      <w:r>
+        <w:t xml:space="preserve"> 2022</w:t>
       </w:r>
     </w:p>
     <w:p>
@@ -27018,7 +27062,17 @@
         <w:t>[4]</w:t>
       </w:r>
       <w:r>
-        <w:t>黎雨婷.基于Tor的即时通讯前端子系统的研究与实现[J]. 北京邮电大学, 2022.</w:t>
+        <w:t>黎雨婷.基于Tor的即时通讯前端子系统的研究与实现[J]. 北京邮电大学</w:t>
+      </w:r>
+      <w:r>
+        <w:rPr>
+          <w:rFonts w:hint="eastAsia"/>
+          <w:lang w:val="en-US" w:eastAsia="zh-CN"/>
+        </w:rPr>
+        <w:t>6~12</w:t>
+      </w:r>
+      <w:r>
+        <w:t xml:space="preserve"> 2022.</w:t>
       </w:r>
     </w:p>
     <w:p>
@@ -27035,7 +27089,17 @@
         <w:t>[5]</w:t>
       </w:r>
       <w:r>
-        <w:t>律方成.基于Tor的并行传输即时通讯系统的研究与实现[J]. 北京邮电大学,2022.</w:t>
+        <w:t>律方成.基于Tor的并行传输即时通讯系统的研究与实现[J]. 北京邮电大学,</w:t>
+      </w:r>
+      <w:r>
+        <w:rPr>
+          <w:rFonts w:hint="eastAsia"/>
+          <w:lang w:val="en-US" w:eastAsia="zh-CN"/>
+        </w:rPr>
+        <w:t>13~20,</w:t>
+      </w:r>
+      <w:r>
+        <w:t>2022.</w:t>
       </w:r>
     </w:p>
     <w:p>
@@ -27052,7 +27116,17 @@
         <w:t>[6]</w:t>
       </w:r>
       <w:r>
-        <w:t>薛飞跃.万人群即时通讯系统关键技术的设计与实现[J]. 北京交通大学, 2022.</w:t>
+        <w:t>薛飞跃.万人群即时通讯系统关键技术的设计与实现[J]. 北京交通大学,</w:t>
+      </w:r>
+      <w:r>
+        <w:rPr>
+          <w:rFonts w:hint="eastAsia"/>
+          <w:lang w:val="en-US" w:eastAsia="zh-CN"/>
+        </w:rPr>
+        <w:t>20~24,</w:t>
+      </w:r>
+      <w:r>
+        <w:t xml:space="preserve"> 2022.</w:t>
       </w:r>
     </w:p>
     <w:p>
@@ -27069,7 +27143,17 @@
         <w:t>[7]</w:t>
       </w:r>
       <w:r>
-        <w:t>柯有兴.分布式即时通讯系统的设计与实现[D].华中科技大学 , 2020.</w:t>
+        <w:t>柯有兴.分布式即时通讯系统的设计与实现[D].华中科技大学 ,</w:t>
+      </w:r>
+      <w:r>
+        <w:rPr>
+          <w:rFonts w:hint="eastAsia"/>
+          <w:lang w:val="en-US" w:eastAsia="zh-CN"/>
+        </w:rPr>
+        <w:t>1~15,</w:t>
+      </w:r>
+      <w:r>
+        <w:t xml:space="preserve"> 2020.</w:t>
       </w:r>
     </w:p>
     <w:p>
@@ -27086,7 +27170,17 @@
         <w:t>[8]</w:t>
       </w:r>
       <w:r>
-        <w:t>万浩然.一个多端消息系统的设计与实现[D]. 华中科技大学, 2022.</w:t>
+        <w:t>万浩然.一个多端消息系统的设计与实现[D]. 华中科技大学,</w:t>
+      </w:r>
+      <w:r>
+        <w:rPr>
+          <w:rFonts w:hint="eastAsia"/>
+          <w:lang w:val="en-US" w:eastAsia="zh-CN"/>
+        </w:rPr>
+        <w:t>1~10,</w:t>
+      </w:r>
+      <w:r>
+        <w:t xml:space="preserve"> 2022.</w:t>
       </w:r>
     </w:p>
     <w:p>
@@ -27112,7 +27206,17 @@
         <w:t>,</w:t>
       </w:r>
       <w:r>
-        <w:t>于瑞媛, 视频会议系统与即时通讯的综合应用研究[J]. 电子技术与软件工程,2021.</w:t>
+        <w:t>于瑞媛, 视频会议系统与即时通讯的综合应用研究[J]. 电子技术与软件工程,</w:t>
+      </w:r>
+      <w:r>
+        <w:rPr>
+          <w:rFonts w:hint="eastAsia"/>
+          <w:lang w:val="en-US" w:eastAsia="zh-CN"/>
+        </w:rPr>
+        <w:t xml:space="preserve">8~12, </w:t>
+      </w:r>
+      <w:r>
+        <w:t>2021.</w:t>
       </w:r>
     </w:p>
     <w:p>
@@ -27129,8 +27233,175 @@
         <w:t>[10]</w:t>
       </w:r>
       <w:r>
-        <w:t>谭乾.企业即时通讯平台建设的项目管理研究[J].广西大学. 2020</w:t>
-      </w:r>
+        <w:t>谭乾.企业即时通讯平台建设的项目管理研究[J].广西大学.</w:t>
+      </w:r>
+      <w:r>
+        <w:rPr>
+          <w:rFonts w:hint="eastAsia"/>
+          <w:lang w:val="en-US" w:eastAsia="zh-CN"/>
+        </w:rPr>
+        <w:t>20~25,</w:t>
+      </w:r>
+      <w:r>
+        <w:t xml:space="preserve"> 2020</w:t>
+      </w:r>
+    </w:p>
+    <w:p>
+      <w:pPr>
+        <w:pStyle w:val="50"/>
+        <w:tabs>
+          <w:tab w:val="left" w:pos="352"/>
+        </w:tabs>
+        <w:rPr>
+          <w:rFonts w:hint="eastAsia"/>
+          <w:lang w:val="en-US" w:eastAsia="zh-CN"/>
+        </w:rPr>
+      </w:pPr>
+      <w:bookmarkStart w:id="131" w:name="_Toc11900"/>
+      <w:bookmarkStart w:id="132" w:name="_Toc134820466"/>
+      <w:bookmarkStart w:id="133" w:name="_Toc134820410"/>
+      <w:bookmarkStart w:id="134" w:name="_Toc3571"/>
+      <w:r>
+        <w:rPr>
+          <w:rFonts w:hint="eastAsia"/>
+        </w:rPr>
+        <w:t>[1</w:t>
+      </w:r>
+      <w:r>
+        <w:rPr>
+          <w:rFonts w:hint="eastAsia"/>
+          <w:lang w:val="en-US" w:eastAsia="zh-CN"/>
+        </w:rPr>
+        <w:t>1</w:t>
+      </w:r>
+      <w:r>
+        <w:rPr>
+          <w:rFonts w:hint="eastAsia"/>
+        </w:rPr>
+        <w:t>]Shen Yang; Liu Wei; Zhu Zhe; Liu Shuangmei; Cao Yanyan; Yan Lei; Chen Liang</w:t>
+      </w:r>
+      <w:r>
+        <w:t>.</w:t>
+      </w:r>
+      <w:r>
+        <w:rPr>
+          <w:rFonts w:hint="eastAsia"/>
+        </w:rPr>
+        <w:t>Application of a preoperative pain management mode based on instant messaging software in elderly hip fracture patients: a randomized controlled trial</w:t>
+      </w:r>
+      <w:r>
+        <w:rPr>
+          <w:rFonts w:hint="eastAsia"/>
+          <w:lang w:val="en-US" w:eastAsia="zh-CN"/>
+        </w:rPr>
+        <w:t>[J]</w:t>
+      </w:r>
+      <w:r>
+        <w:t>.</w:t>
+      </w:r>
+      <w:r>
+        <w:rPr>
+          <w:rFonts w:hint="eastAsia"/>
+        </w:rPr>
+        <w:t>PubMed期刊</w:t>
+      </w:r>
+      <w:r>
+        <w:rPr>
+          <w:rFonts w:hint="eastAsia"/>
+          <w:lang w:val="en-US" w:eastAsia="zh-CN"/>
+        </w:rPr>
+        <w:t>, 27~28,</w:t>
+      </w:r>
+      <w:r>
+        <w:t>202</w:t>
+      </w:r>
+      <w:r>
+        <w:rPr>
+          <w:rFonts w:hint="eastAsia"/>
+          <w:lang w:val="en-US" w:eastAsia="zh-CN"/>
+        </w:rPr>
+        <w:t>3</w:t>
+      </w:r>
+    </w:p>
+    <w:p>
+      <w:pPr>
+        <w:pStyle w:val="50"/>
+        <w:tabs>
+          <w:tab w:val="left" w:pos="352"/>
+        </w:tabs>
+        <w:rPr>
+          <w:rFonts w:hint="eastAsia" w:eastAsia="宋体"/>
+          <w:lang w:val="en-US" w:eastAsia="zh-CN"/>
+        </w:rPr>
+      </w:pPr>
+      <w:r>
+        <w:rPr>
+          <w:rFonts w:hint="eastAsia"/>
+        </w:rPr>
+        <w:t>[1</w:t>
+      </w:r>
+      <w:r>
+        <w:rPr>
+          <w:rFonts w:hint="eastAsia"/>
+          <w:lang w:val="en-US" w:eastAsia="zh-CN"/>
+        </w:rPr>
+        <w:t>2</w:t>
+      </w:r>
+      <w:r>
+        <w:rPr>
+          <w:rFonts w:hint="eastAsia"/>
+        </w:rPr>
+        <w:t>]Xuan Liu; Qiang Wang</w:t>
+      </w:r>
+      <w:r>
+        <w:t>.</w:t>
+      </w:r>
+      <w:r>
+        <w:rPr>
+          <w:rFonts w:hint="eastAsia"/>
+        </w:rPr>
+        <w:t>A Pragmatic Study on Request Behavior in Instant Message: On Characteristics and Validity</w:t>
+      </w:r>
+      <w:r>
+        <w:t>[J].</w:t>
+      </w:r>
+      <w:r>
+        <w:rPr>
+          <w:rFonts w:hint="eastAsia"/>
+        </w:rPr>
+        <w:t>Al-Kindi研究开发中心</w:t>
+      </w:r>
+      <w:r>
+        <w:t>.</w:t>
+      </w:r>
+      <w:r>
+        <w:rPr>
+          <w:rFonts w:hint="eastAsia"/>
+          <w:lang w:val="en-US" w:eastAsia="zh-CN"/>
+        </w:rPr>
+        <w:t>1~20,</w:t>
+      </w:r>
+      <w:bookmarkStart w:id="135" w:name="_GoBack"/>
+      <w:bookmarkEnd w:id="135"/>
+      <w:r>
+        <w:t xml:space="preserve"> 202</w:t>
+      </w:r>
+      <w:r>
+        <w:rPr>
+          <w:rFonts w:hint="eastAsia"/>
+          <w:lang w:val="en-US" w:eastAsia="zh-CN"/>
+        </w:rPr>
+        <w:t>3</w:t>
+      </w:r>
+    </w:p>
+    <w:p>
+      <w:pPr>
+        <w:ind w:left="0" w:leftChars="0" w:firstLine="0" w:firstLineChars="0"/>
+        <w:rPr>
+          <w:rFonts w:hint="eastAsia"/>
+          <w:lang w:val="en-US" w:eastAsia="zh-CN"/>
+        </w:rPr>
+      </w:pPr>
     </w:p>
     <w:p>
       <w:pPr>
@@ -27148,10 +27419,6 @@
           <w:szCs w:val="30"/>
         </w:rPr>
       </w:pPr>
-      <w:bookmarkStart w:id="131" w:name="_Toc11900"/>
-      <w:bookmarkStart w:id="132" w:name="_Toc134820466"/>
-      <w:bookmarkStart w:id="133" w:name="_Toc134820410"/>
-      <w:bookmarkStart w:id="134" w:name="_Toc3571"/>
       <w:r>
         <w:rPr>
           <w:b/>

--- a/毕业论文/毕业论文改三.docx
+++ b/毕业论文/毕业论文改三.docx
@@ -39,7 +39,7 @@
                     </pic:cNvPicPr>
                   </pic:nvPicPr>
                   <pic:blipFill>
-                    <a:blip r:embed="rId19">
+                    <a:blip r:embed="rId17">
                       <a:lum bright="70001" contrast="-70000"/>
                     </a:blip>
                     <a:stretch>
@@ -926,9 +926,9 @@
           <w:szCs w:val="30"/>
         </w:rPr>
         <w:sectPr>
-          <w:headerReference r:id="rId7" w:type="default"/>
-          <w:footerReference r:id="rId8" w:type="default"/>
-          <w:footerReference r:id="rId9" w:type="even"/>
+          <w:headerReference r:id="rId5" w:type="default"/>
+          <w:footerReference r:id="rId6" w:type="default"/>
+          <w:footerReference r:id="rId7" w:type="even"/>
           <w:pgSz w:w="11906" w:h="16838"/>
           <w:pgMar w:top="1701" w:right="1418" w:bottom="1418" w:left="1418" w:header="851" w:footer="964" w:gutter="0"/>
           <w:pgNumType w:start="1"/>
@@ -2676,8 +2676,8 @@
         <w:snapToGrid w:val="0"/>
         <w:ind w:firstLine="480"/>
         <w:sectPr>
-          <w:headerReference r:id="rId10" w:type="default"/>
-          <w:footerReference r:id="rId11" w:type="default"/>
+          <w:headerReference r:id="rId8" w:type="default"/>
+          <w:footerReference r:id="rId9" w:type="default"/>
           <w:type w:val="oddPage"/>
           <w:pgSz w:w="11906" w:h="16838"/>
           <w:pgMar w:top="1701" w:right="1418" w:bottom="1418" w:left="1418" w:header="851" w:footer="964" w:gutter="0"/>
@@ -2888,10 +2888,10 @@
           <w:sz w:val="24"/>
         </w:rPr>
         <w:sectPr>
-          <w:headerReference r:id="rId14" w:type="first"/>
-          <w:headerReference r:id="rId12" w:type="default"/>
-          <w:footerReference r:id="rId15" w:type="default"/>
-          <w:headerReference r:id="rId13" w:type="even"/>
+          <w:headerReference r:id="rId12" w:type="first"/>
+          <w:headerReference r:id="rId10" w:type="default"/>
+          <w:footerReference r:id="rId13" w:type="default"/>
+          <w:headerReference r:id="rId11" w:type="even"/>
           <w:pgSz w:w="11906" w:h="16838"/>
           <w:pgMar w:top="1701" w:right="1418" w:bottom="1418" w:left="1418" w:header="851" w:footer="964" w:gutter="0"/>
           <w:pgNumType w:fmt="upperRoman" w:start="1"/>
@@ -3756,7 +3756,7 @@
                     </pic:cNvPicPr>
                   </pic:nvPicPr>
                   <pic:blipFill>
-                    <a:blip r:embed="rId20"/>
+                    <a:blip r:embed="rId18"/>
                     <a:stretch>
                       <a:fillRect/>
                     </a:stretch>
@@ -4547,7 +4547,7 @@
                     </pic:cNvPicPr>
                   </pic:nvPicPr>
                   <pic:blipFill>
-                    <a:blip r:embed="rId21"/>
+                    <a:blip r:embed="rId19"/>
                     <a:srcRect l="14785" t="23564" r="16804" b="27435"/>
                     <a:stretch>
                       <a:fillRect/>
@@ -4651,7 +4651,7 @@
                     </pic:cNvPicPr>
                   </pic:nvPicPr>
                   <pic:blipFill>
-                    <a:blip r:embed="rId22"/>
+                    <a:blip r:embed="rId20"/>
                     <a:srcRect l="5590" t="6631" r="4991" b="6909"/>
                     <a:stretch>
                       <a:fillRect/>
@@ -4813,7 +4813,7 @@
                     </pic:cNvPicPr>
                   </pic:nvPicPr>
                   <pic:blipFill>
-                    <a:blip r:embed="rId23"/>
+                    <a:blip r:embed="rId21"/>
                     <a:stretch>
                       <a:fillRect/>
                     </a:stretch>
@@ -4942,24 +4942,7 @@
           <w:rFonts w:hint="eastAsia" w:ascii="黑体" w:hAnsi="黑体" w:eastAsia="黑体" w:cs="黑体"/>
           <w:szCs w:val="32"/>
         </w:rPr>
-        <w:t xml:space="preserve">4.3.1 </w:t>
-      </w:r>
-      <w:commentRangeStart w:id="0"/>
-      <w:r>
-        <w:rPr>
-          <w:rFonts w:hint="eastAsia" w:ascii="黑体" w:hAnsi="黑体" w:eastAsia="黑体" w:cs="黑体"/>
-          <w:szCs w:val="32"/>
-        </w:rPr>
-        <w:t>概念设计</w:t>
-      </w:r>
-      <w:commentRangeEnd w:id="0"/>
-      <w:r>
-        <w:rPr>
-          <w:rStyle w:val="35"/>
-          <w:rFonts w:ascii="Times New Roman" w:hAnsi="Times New Roman"/>
-          <w:kern w:val="2"/>
-        </w:rPr>
-        <w:commentReference w:id="0"/>
+        <w:t>4.3.1 概念设计</w:t>
       </w:r>
     </w:p>
     <w:p>
@@ -5264,29 +5247,13 @@
         </w:rPr>
         <w:t>用户</w:t>
       </w:r>
-      <w:commentRangeStart w:id="1"/>
-      <w:r>
-        <w:rPr>
-          <w:rFonts w:hint="eastAsia" w:ascii="宋体" w:hAnsi="Calibri"/>
-          <w:kern w:val="0"/>
-          <w:szCs w:val="20"/>
-        </w:rPr>
-        <w:t>的实体属性如图4-2所示</w:t>
-      </w:r>
-      <w:commentRangeEnd w:id="1"/>
-      <w:r>
-        <w:rPr>
-          <w:rStyle w:val="35"/>
-        </w:rPr>
-        <w:commentReference w:id="1"/>
-      </w:r>
-      <w:r>
-        <w:rPr>
-          <w:rFonts w:hint="eastAsia" w:ascii="宋体" w:hAnsi="Calibri"/>
-          <w:kern w:val="0"/>
-          <w:szCs w:val="20"/>
-        </w:rPr>
-        <w:t>。</w:t>
+      <w:r>
+        <w:rPr>
+          <w:rFonts w:hint="eastAsia" w:ascii="宋体" w:hAnsi="Calibri"/>
+          <w:kern w:val="0"/>
+          <w:szCs w:val="20"/>
+        </w:rPr>
+        <w:t>的实体属性如图4-2所示。</w:t>
       </w:r>
     </w:p>
     <w:p>
@@ -5323,7 +5290,7 @@
                     </pic:cNvPicPr>
                   </pic:nvPicPr>
                   <pic:blipFill>
-                    <a:blip r:embed="rId24"/>
+                    <a:blip r:embed="rId22"/>
                     <a:stretch>
                       <a:fillRect/>
                     </a:stretch>
@@ -5415,7 +5382,7 @@
                     </pic:cNvPicPr>
                   </pic:nvPicPr>
                   <pic:blipFill>
-                    <a:blip r:embed="rId25"/>
+                    <a:blip r:embed="rId23"/>
                     <a:srcRect l="5058" t="9328" r="5058" b="4958"/>
                     <a:stretch>
                       <a:fillRect/>
@@ -5465,29 +5432,13 @@
           <w:szCs w:val="20"/>
         </w:rPr>
       </w:pPr>
-      <w:commentRangeStart w:id="2"/>
-      <w:r>
-        <w:rPr>
-          <w:rFonts w:hint="eastAsia" w:ascii="宋体" w:hAnsi="Calibri"/>
-          <w:kern w:val="0"/>
-          <w:szCs w:val="20"/>
-        </w:rPr>
-        <w:t>联系人申请实体</w:t>
-      </w:r>
-      <w:commentRangeEnd w:id="2"/>
-      <w:r>
-        <w:rPr>
-          <w:rStyle w:val="35"/>
-        </w:rPr>
-        <w:commentReference w:id="2"/>
-      </w:r>
-      <w:r>
-        <w:rPr>
-          <w:rFonts w:hint="eastAsia" w:ascii="宋体" w:hAnsi="Calibri"/>
-          <w:kern w:val="0"/>
-          <w:szCs w:val="20"/>
-        </w:rPr>
-        <w:t>包括id，userId，contactUserId，agree</w:t>
+      <w:r>
+        <w:rPr>
+          <w:rFonts w:hint="eastAsia" w:ascii="宋体" w:hAnsi="Calibri"/>
+          <w:kern w:val="0"/>
+          <w:szCs w:val="20"/>
+        </w:rPr>
+        <w:t>联系人申请实体包括id，userId，contactUserId，agree</w:t>
       </w:r>
     </w:p>
     <w:p>
@@ -5514,7 +5465,7 @@
                     </pic:cNvPicPr>
                   </pic:nvPicPr>
                   <pic:blipFill>
-                    <a:blip r:embed="rId26"/>
+                    <a:blip r:embed="rId24"/>
                     <a:srcRect l="10872" t="4413" r="9627" b="5882"/>
                     <a:stretch>
                       <a:fillRect/>
@@ -5606,7 +5557,7 @@
                     </pic:cNvPicPr>
                   </pic:nvPicPr>
                   <pic:blipFill>
-                    <a:blip r:embed="rId27"/>
+                    <a:blip r:embed="rId25"/>
                     <a:stretch>
                       <a:fillRect/>
                     </a:stretch>
@@ -5688,7 +5639,7 @@
                     </pic:cNvPicPr>
                   </pic:nvPicPr>
                   <pic:blipFill>
-                    <a:blip r:embed="rId28"/>
+                    <a:blip r:embed="rId26"/>
                     <a:stretch>
                       <a:fillRect/>
                     </a:stretch>
@@ -5721,7 +5672,6 @@
           <w:rFonts w:eastAsia="黑体"/>
         </w:rPr>
       </w:pPr>
-      <w:commentRangeStart w:id="3"/>
       <w:r>
         <w:rPr>
           <w:rFonts w:hint="eastAsia" w:ascii="黑体" w:hAnsi="黑体" w:eastAsia="黑体" w:cs="黑体"/>
@@ -5745,22 +5695,7 @@
           <w:sz w:val="21"/>
           <w:szCs w:val="21"/>
         </w:rPr>
-        <w:t>朋</w:t>
-      </w:r>
-      <w:commentRangeEnd w:id="3"/>
-      <w:r>
-        <w:rPr>
-          <w:rStyle w:val="35"/>
-        </w:rPr>
-        <w:commentReference w:id="3"/>
-      </w:r>
-      <w:r>
-        <w:rPr>
-          <w:rFonts w:hint="eastAsia" w:ascii="黑体" w:hAnsi="黑体" w:eastAsia="黑体" w:cs="黑体"/>
-          <w:sz w:val="21"/>
-          <w:szCs w:val="21"/>
-        </w:rPr>
-        <w:t>友圈实体图</w:t>
+        <w:t>朋友圈实体图</w:t>
       </w:r>
     </w:p>
     <w:p>
@@ -13883,27 +13818,7 @@
         <w:rPr>
           <w:rFonts w:hint="eastAsia"/>
         </w:rPr>
-        <w:t>具体判断逻辑就是校验本地存放的token，如果token正确且没有过期，则用户处于登录状态，否则为未登录状态，则重定向到登录页。</w:t>
-      </w:r>
-      <w:commentRangeStart w:id="4"/>
-      <w:r>
-        <w:rPr>
-          <w:rFonts w:hint="eastAsia"/>
-        </w:rPr>
-        <w:t>登录与注册页面设计如图5-1</w:t>
-      </w:r>
-      <w:commentRangeEnd w:id="4"/>
-      <w:r>
-        <w:rPr>
-          <w:rStyle w:val="35"/>
-        </w:rPr>
-        <w:commentReference w:id="4"/>
-      </w:r>
-      <w:r>
-        <w:rPr>
-          <w:rFonts w:hint="eastAsia"/>
-        </w:rPr>
-        <w:t>：</w:t>
+        <w:t>具体判断逻辑就是校验本地存放的token，如果token正确且没有过期，则用户处于登录状态，否则为未登录状态，则重定向到登录页。登录与注册页面设计如图5-1：</w:t>
       </w:r>
     </w:p>
     <w:p>
@@ -13934,7 +13849,7 @@
                     </pic:cNvPicPr>
                   </pic:nvPicPr>
                   <pic:blipFill>
-                    <a:blip r:embed="rId29"/>
+                    <a:blip r:embed="rId27"/>
                     <a:stretch>
                       <a:fillRect/>
                     </a:stretch>
@@ -13984,7 +13899,7 @@
                     </pic:cNvPicPr>
                   </pic:nvPicPr>
                   <pic:blipFill>
-                    <a:blip r:embed="rId30"/>
+                    <a:blip r:embed="rId28"/>
                     <a:stretch>
                       <a:fillRect/>
                     </a:stretch>
@@ -17095,7 +17010,7 @@
                     </pic:cNvPicPr>
                   </pic:nvPicPr>
                   <pic:blipFill>
-                    <a:blip r:embed="rId31"/>
+                    <a:blip r:embed="rId29"/>
                     <a:stretch>
                       <a:fillRect/>
                     </a:stretch>
@@ -17138,7 +17053,7 @@
                     </pic:cNvPicPr>
                   </pic:nvPicPr>
                   <pic:blipFill>
-                    <a:blip r:embed="rId32"/>
+                    <a:blip r:embed="rId30"/>
                     <a:stretch>
                       <a:fillRect/>
                     </a:stretch>
@@ -17181,7 +17096,7 @@
                     </pic:cNvPicPr>
                   </pic:nvPicPr>
                   <pic:blipFill>
-                    <a:blip r:embed="rId33"/>
+                    <a:blip r:embed="rId31"/>
                     <a:stretch>
                       <a:fillRect/>
                     </a:stretch>
@@ -17224,7 +17139,7 @@
                     </pic:cNvPicPr>
                   </pic:nvPicPr>
                   <pic:blipFill>
-                    <a:blip r:embed="rId34"/>
+                    <a:blip r:embed="rId32"/>
                     <a:srcRect b="24694"/>
                     <a:stretch>
                       <a:fillRect/>
@@ -20606,7 +20521,7 @@
                     </pic:cNvPicPr>
                   </pic:nvPicPr>
                   <pic:blipFill>
-                    <a:blip r:embed="rId35"/>
+                    <a:blip r:embed="rId33"/>
                     <a:stretch>
                       <a:fillRect/>
                     </a:stretch>
@@ -22560,7 +22475,7 @@
                     </pic:cNvPicPr>
                   </pic:nvPicPr>
                   <pic:blipFill>
-                    <a:blip r:embed="rId36"/>
+                    <a:blip r:embed="rId34"/>
                     <a:stretch>
                       <a:fillRect/>
                     </a:stretch>
@@ -22603,7 +22518,7 @@
                     </pic:cNvPicPr>
                   </pic:nvPicPr>
                   <pic:blipFill>
-                    <a:blip r:embed="rId37"/>
+                    <a:blip r:embed="rId35"/>
                     <a:stretch>
                       <a:fillRect/>
                     </a:stretch>
@@ -25744,23 +25659,7 @@
         <w:jc w:val="left"/>
       </w:pPr>
       <w:r>
-        <w:t>对</w:t>
-      </w:r>
-      <w:commentRangeStart w:id="5"/>
-      <w:r>
-        <w:t>此我们准备了以下测试用例</w:t>
-      </w:r>
-      <w:commentRangeEnd w:id="5"/>
-      <w:r>
-        <w:rPr>
-          <w:rStyle w:val="35"/>
-          <w:rFonts w:ascii="Times New Roman" w:hAnsi="Times New Roman"/>
-          <w:kern w:val="2"/>
-        </w:rPr>
-        <w:commentReference w:id="5"/>
-      </w:r>
-      <w:r>
-        <w:t>，如表6-1所示。</w:t>
+        <w:t>对此我们准备了以下测试用例，如表6-1所示。</w:t>
       </w:r>
     </w:p>
     <w:p>
@@ -26134,6 +26033,548 @@
           </w:tblCellMar>
         </w:tblPrEx>
         <w:trPr>
+          <w:trHeight w:val="580" w:hRule="atLeast"/>
+        </w:trPr>
+        <w:tc>
+          <w:tcPr>
+            <w:tcW w:w="1271" w:type="dxa"/>
+            <w:shd w:val="clear" w:color="auto" w:fill="auto"/>
+          </w:tcPr>
+          <w:p>
+            <w:pPr>
+              <w:spacing w:line="240" w:lineRule="auto"/>
+              <w:ind w:firstLine="0" w:firstLineChars="0"/>
+              <w:jc w:val="left"/>
+              <w:rPr>
+                <w:rFonts w:hint="default" w:ascii="宋体" w:hAnsi="宋体" w:eastAsia="宋体"/>
+                <w:sz w:val="21"/>
+                <w:szCs w:val="21"/>
+                <w:lang w:val="en-US" w:eastAsia="zh-CN"/>
+              </w:rPr>
+            </w:pPr>
+            <w:r>
+              <w:rPr>
+                <w:rFonts w:hint="eastAsia" w:ascii="宋体" w:hAnsi="宋体"/>
+                <w:sz w:val="21"/>
+                <w:szCs w:val="21"/>
+                <w:lang w:val="en-US" w:eastAsia="zh-CN"/>
+              </w:rPr>
+              <w:t>用户注册</w:t>
+            </w:r>
+          </w:p>
+        </w:tc>
+        <w:tc>
+          <w:tcPr>
+            <w:tcW w:w="2268" w:type="dxa"/>
+            <w:shd w:val="clear" w:color="auto" w:fill="auto"/>
+          </w:tcPr>
+          <w:p>
+            <w:pPr>
+              <w:spacing w:line="240" w:lineRule="auto"/>
+              <w:ind w:firstLine="0" w:firstLineChars="0"/>
+              <w:jc w:val="left"/>
+              <w:rPr>
+                <w:rFonts w:hint="default" w:ascii="宋体" w:hAnsi="宋体" w:eastAsia="宋体"/>
+                <w:sz w:val="21"/>
+                <w:szCs w:val="21"/>
+                <w:lang w:val="en-US" w:eastAsia="zh-CN"/>
+              </w:rPr>
+            </w:pPr>
+            <w:r>
+              <w:rPr>
+                <w:rFonts w:hint="eastAsia" w:ascii="宋体" w:hAnsi="宋体"/>
+                <w:sz w:val="21"/>
+                <w:szCs w:val="21"/>
+                <w:lang w:val="en-US" w:eastAsia="zh-CN"/>
+              </w:rPr>
+              <w:t>名称输入“管理”</w:t>
+            </w:r>
+          </w:p>
+          <w:p>
+            <w:pPr>
+              <w:spacing w:line="240" w:lineRule="auto"/>
+              <w:ind w:firstLine="0" w:firstLineChars="0"/>
+              <w:jc w:val="left"/>
+              <w:rPr>
+                <w:rFonts w:hint="eastAsia" w:ascii="宋体" w:hAnsi="宋体"/>
+                <w:sz w:val="21"/>
+                <w:szCs w:val="21"/>
+              </w:rPr>
+            </w:pPr>
+            <w:r>
+              <w:rPr>
+                <w:rFonts w:hint="eastAsia" w:ascii="宋体" w:hAnsi="宋体"/>
+                <w:sz w:val="21"/>
+                <w:szCs w:val="21"/>
+              </w:rPr>
+              <w:t>账号输入“admin”，密码输入“123”</w:t>
+            </w:r>
+          </w:p>
+        </w:tc>
+        <w:tc>
+          <w:tcPr>
+            <w:tcW w:w="2410" w:type="dxa"/>
+            <w:shd w:val="clear" w:color="auto" w:fill="auto"/>
+          </w:tcPr>
+          <w:p>
+            <w:pPr>
+              <w:spacing w:line="240" w:lineRule="auto"/>
+              <w:ind w:firstLine="0" w:firstLineChars="0"/>
+              <w:jc w:val="left"/>
+              <w:rPr>
+                <w:rFonts w:hint="default" w:ascii="宋体" w:hAnsi="宋体" w:eastAsia="宋体"/>
+                <w:sz w:val="21"/>
+                <w:szCs w:val="21"/>
+                <w:lang w:val="en-US" w:eastAsia="zh-CN"/>
+              </w:rPr>
+            </w:pPr>
+            <w:r>
+              <w:rPr>
+                <w:rFonts w:hint="eastAsia" w:ascii="宋体" w:hAnsi="宋体"/>
+                <w:sz w:val="21"/>
+                <w:szCs w:val="21"/>
+                <w:lang w:val="en-US" w:eastAsia="zh-CN"/>
+              </w:rPr>
+              <w:t>注册成功</w:t>
+            </w:r>
+          </w:p>
+        </w:tc>
+        <w:tc>
+          <w:tcPr>
+            <w:tcW w:w="1833" w:type="dxa"/>
+            <w:shd w:val="clear" w:color="auto" w:fill="auto"/>
+          </w:tcPr>
+          <w:p>
+            <w:pPr>
+              <w:spacing w:line="240" w:lineRule="auto"/>
+              <w:ind w:firstLine="0" w:firstLineChars="0"/>
+              <w:jc w:val="left"/>
+              <w:rPr>
+                <w:rFonts w:hint="eastAsia" w:ascii="宋体" w:hAnsi="宋体"/>
+                <w:sz w:val="21"/>
+                <w:szCs w:val="21"/>
+              </w:rPr>
+            </w:pPr>
+            <w:r>
+              <w:rPr>
+                <w:rFonts w:hint="eastAsia" w:ascii="宋体" w:hAnsi="宋体"/>
+                <w:sz w:val="21"/>
+                <w:szCs w:val="21"/>
+                <w:lang w:val="en-US" w:eastAsia="zh-CN"/>
+              </w:rPr>
+              <w:t>注册成功</w:t>
+            </w:r>
+          </w:p>
+        </w:tc>
+        <w:tc>
+          <w:tcPr>
+            <w:tcW w:w="1398" w:type="dxa"/>
+            <w:shd w:val="clear" w:color="auto" w:fill="auto"/>
+          </w:tcPr>
+          <w:p>
+            <w:pPr>
+              <w:spacing w:line="240" w:lineRule="auto"/>
+              <w:ind w:firstLine="0" w:firstLineChars="0"/>
+              <w:jc w:val="left"/>
+              <w:rPr>
+                <w:rFonts w:hint="eastAsia" w:ascii="宋体" w:hAnsi="宋体"/>
+                <w:sz w:val="21"/>
+                <w:szCs w:val="21"/>
+              </w:rPr>
+            </w:pPr>
+            <w:r>
+              <w:rPr>
+                <w:rFonts w:hint="eastAsia" w:ascii="宋体" w:hAnsi="宋体"/>
+                <w:sz w:val="21"/>
+                <w:szCs w:val="21"/>
+              </w:rPr>
+              <w:t>测试通过</w:t>
+            </w:r>
+          </w:p>
+        </w:tc>
+      </w:tr>
+      <w:tr>
+        <w:tblPrEx>
+          <w:tblBorders>
+            <w:top w:val="single" w:color="auto" w:sz="4" w:space="0"/>
+            <w:left w:val="single" w:color="auto" w:sz="4" w:space="0"/>
+            <w:bottom w:val="single" w:color="auto" w:sz="4" w:space="0"/>
+            <w:right w:val="single" w:color="auto" w:sz="4" w:space="0"/>
+            <w:insideH w:val="single" w:color="auto" w:sz="4" w:space="0"/>
+            <w:insideV w:val="single" w:color="auto" w:sz="4" w:space="0"/>
+          </w:tblBorders>
+          <w:tblCellMar>
+            <w:top w:w="0" w:type="dxa"/>
+            <w:left w:w="108" w:type="dxa"/>
+            <w:bottom w:w="0" w:type="dxa"/>
+            <w:right w:w="108" w:type="dxa"/>
+          </w:tblCellMar>
+        </w:tblPrEx>
+        <w:trPr>
+          <w:trHeight w:val="580" w:hRule="atLeast"/>
+        </w:trPr>
+        <w:tc>
+          <w:tcPr>
+            <w:tcW w:w="1271" w:type="dxa"/>
+            <w:shd w:val="clear" w:color="auto" w:fill="auto"/>
+          </w:tcPr>
+          <w:p>
+            <w:pPr>
+              <w:spacing w:line="240" w:lineRule="auto"/>
+              <w:ind w:firstLine="0" w:firstLineChars="0"/>
+              <w:jc w:val="left"/>
+              <w:rPr>
+                <w:rFonts w:hint="default" w:ascii="宋体" w:hAnsi="宋体"/>
+                <w:sz w:val="21"/>
+                <w:szCs w:val="21"/>
+                <w:lang w:val="en-US" w:eastAsia="zh-CN"/>
+              </w:rPr>
+            </w:pPr>
+            <w:r>
+              <w:rPr>
+                <w:rFonts w:hint="eastAsia" w:ascii="宋体" w:hAnsi="宋体"/>
+                <w:sz w:val="21"/>
+                <w:szCs w:val="21"/>
+                <w:lang w:val="en-US" w:eastAsia="zh-CN"/>
+              </w:rPr>
+              <w:t>个人信息修改</w:t>
+            </w:r>
+          </w:p>
+        </w:tc>
+        <w:tc>
+          <w:tcPr>
+            <w:tcW w:w="2268" w:type="dxa"/>
+            <w:shd w:val="clear" w:color="auto" w:fill="auto"/>
+          </w:tcPr>
+          <w:p>
+            <w:pPr>
+              <w:spacing w:line="240" w:lineRule="auto"/>
+              <w:ind w:firstLine="0" w:firstLineChars="0"/>
+              <w:jc w:val="left"/>
+              <w:rPr>
+                <w:rFonts w:hint="eastAsia" w:ascii="宋体" w:hAnsi="宋体"/>
+                <w:sz w:val="21"/>
+                <w:szCs w:val="21"/>
+                <w:lang w:val="en-US" w:eastAsia="zh-CN"/>
+              </w:rPr>
+            </w:pPr>
+            <w:r>
+              <w:rPr>
+                <w:rFonts w:hint="eastAsia" w:ascii="宋体" w:hAnsi="宋体"/>
+                <w:sz w:val="21"/>
+                <w:szCs w:val="21"/>
+                <w:lang w:val="en-US" w:eastAsia="zh-CN"/>
+              </w:rPr>
+              <w:t>名称输入“ttt”</w:t>
+            </w:r>
+          </w:p>
+          <w:p>
+            <w:pPr>
+              <w:spacing w:line="240" w:lineRule="auto"/>
+              <w:ind w:firstLine="0" w:firstLineChars="0"/>
+              <w:jc w:val="left"/>
+              <w:rPr>
+                <w:rFonts w:hint="eastAsia" w:ascii="宋体" w:hAnsi="宋体"/>
+                <w:sz w:val="21"/>
+                <w:szCs w:val="21"/>
+                <w:lang w:val="en-US" w:eastAsia="zh-CN"/>
+              </w:rPr>
+            </w:pPr>
+            <w:r>
+              <w:rPr>
+                <w:rFonts w:hint="eastAsia" w:ascii="宋体" w:hAnsi="宋体"/>
+                <w:sz w:val="21"/>
+                <w:szCs w:val="21"/>
+                <w:lang w:val="en-US" w:eastAsia="zh-CN"/>
+              </w:rPr>
+              <w:t>个性签名输入“ddd”</w:t>
+            </w:r>
+          </w:p>
+          <w:p>
+            <w:pPr>
+              <w:spacing w:line="240" w:lineRule="auto"/>
+              <w:ind w:firstLine="0" w:firstLineChars="0"/>
+              <w:jc w:val="left"/>
+              <w:rPr>
+                <w:rFonts w:hint="default" w:ascii="宋体" w:hAnsi="宋体"/>
+                <w:sz w:val="21"/>
+                <w:szCs w:val="21"/>
+                <w:lang w:val="en-US" w:eastAsia="zh-CN"/>
+              </w:rPr>
+            </w:pPr>
+            <w:r>
+              <w:rPr>
+                <w:rFonts w:hint="eastAsia" w:ascii="宋体" w:hAnsi="宋体"/>
+                <w:sz w:val="21"/>
+                <w:szCs w:val="21"/>
+                <w:lang w:val="en-US" w:eastAsia="zh-CN"/>
+              </w:rPr>
+              <w:t>增加个性标签“ccc”</w:t>
+            </w:r>
+          </w:p>
+        </w:tc>
+        <w:tc>
+          <w:tcPr>
+            <w:tcW w:w="2410" w:type="dxa"/>
+            <w:shd w:val="clear" w:color="auto" w:fill="auto"/>
+          </w:tcPr>
+          <w:p>
+            <w:pPr>
+              <w:spacing w:line="240" w:lineRule="auto"/>
+              <w:ind w:firstLine="0" w:firstLineChars="0"/>
+              <w:jc w:val="left"/>
+              <w:rPr>
+                <w:rFonts w:hint="default" w:ascii="宋体" w:hAnsi="宋体"/>
+                <w:sz w:val="21"/>
+                <w:szCs w:val="21"/>
+                <w:lang w:val="en-US" w:eastAsia="zh-CN"/>
+              </w:rPr>
+            </w:pPr>
+            <w:r>
+              <w:rPr>
+                <w:rFonts w:hint="eastAsia" w:ascii="宋体" w:hAnsi="宋体"/>
+                <w:sz w:val="21"/>
+                <w:szCs w:val="21"/>
+                <w:lang w:val="en-US" w:eastAsia="zh-CN"/>
+              </w:rPr>
+              <w:t>修改成功</w:t>
+            </w:r>
+          </w:p>
+        </w:tc>
+        <w:tc>
+          <w:tcPr>
+            <w:tcW w:w="1833" w:type="dxa"/>
+            <w:shd w:val="clear" w:color="auto" w:fill="auto"/>
+          </w:tcPr>
+          <w:p>
+            <w:pPr>
+              <w:spacing w:line="240" w:lineRule="auto"/>
+              <w:ind w:firstLine="0" w:firstLineChars="0"/>
+              <w:jc w:val="left"/>
+              <w:rPr>
+                <w:rFonts w:hint="eastAsia" w:ascii="宋体" w:hAnsi="宋体"/>
+                <w:sz w:val="21"/>
+                <w:szCs w:val="21"/>
+                <w:lang w:val="en-US" w:eastAsia="zh-CN"/>
+              </w:rPr>
+            </w:pPr>
+            <w:r>
+              <w:rPr>
+                <w:rFonts w:hint="eastAsia" w:ascii="宋体" w:hAnsi="宋体"/>
+                <w:sz w:val="21"/>
+                <w:szCs w:val="21"/>
+                <w:lang w:val="en-US" w:eastAsia="zh-CN"/>
+              </w:rPr>
+              <w:t>修改成功</w:t>
+            </w:r>
+          </w:p>
+        </w:tc>
+        <w:tc>
+          <w:tcPr>
+            <w:tcW w:w="1398" w:type="dxa"/>
+            <w:shd w:val="clear" w:color="auto" w:fill="auto"/>
+          </w:tcPr>
+          <w:p>
+            <w:pPr>
+              <w:spacing w:line="240" w:lineRule="auto"/>
+              <w:ind w:firstLine="0" w:firstLineChars="0"/>
+              <w:jc w:val="left"/>
+              <w:rPr>
+                <w:rFonts w:hint="eastAsia" w:ascii="宋体" w:hAnsi="宋体"/>
+                <w:sz w:val="21"/>
+                <w:szCs w:val="21"/>
+              </w:rPr>
+            </w:pPr>
+            <w:r>
+              <w:rPr>
+                <w:rFonts w:hint="eastAsia" w:ascii="宋体" w:hAnsi="宋体"/>
+                <w:sz w:val="21"/>
+                <w:szCs w:val="21"/>
+              </w:rPr>
+              <w:t>测试通过</w:t>
+            </w:r>
+          </w:p>
+        </w:tc>
+      </w:tr>
+      <w:tr>
+        <w:tblPrEx>
+          <w:tblBorders>
+            <w:top w:val="single" w:color="auto" w:sz="4" w:space="0"/>
+            <w:left w:val="single" w:color="auto" w:sz="4" w:space="0"/>
+            <w:bottom w:val="single" w:color="auto" w:sz="4" w:space="0"/>
+            <w:right w:val="single" w:color="auto" w:sz="4" w:space="0"/>
+            <w:insideH w:val="single" w:color="auto" w:sz="4" w:space="0"/>
+            <w:insideV w:val="single" w:color="auto" w:sz="4" w:space="0"/>
+          </w:tblBorders>
+          <w:tblCellMar>
+            <w:top w:w="0" w:type="dxa"/>
+            <w:left w:w="108" w:type="dxa"/>
+            <w:bottom w:w="0" w:type="dxa"/>
+            <w:right w:w="108" w:type="dxa"/>
+          </w:tblCellMar>
+        </w:tblPrEx>
+        <w:trPr>
+          <w:trHeight w:val="580" w:hRule="atLeast"/>
+        </w:trPr>
+        <w:tc>
+          <w:tcPr>
+            <w:tcW w:w="1271" w:type="dxa"/>
+            <w:shd w:val="clear" w:color="auto" w:fill="auto"/>
+          </w:tcPr>
+          <w:p>
+            <w:pPr>
+              <w:spacing w:line="240" w:lineRule="auto"/>
+              <w:ind w:firstLine="0" w:firstLineChars="0"/>
+              <w:jc w:val="left"/>
+              <w:rPr>
+                <w:rFonts w:hint="default" w:ascii="宋体" w:hAnsi="宋体"/>
+                <w:sz w:val="21"/>
+                <w:szCs w:val="21"/>
+                <w:lang w:val="en-US" w:eastAsia="zh-CN"/>
+              </w:rPr>
+            </w:pPr>
+            <w:r>
+              <w:rPr>
+                <w:rFonts w:hint="eastAsia" w:ascii="宋体" w:hAnsi="宋体"/>
+                <w:sz w:val="21"/>
+                <w:szCs w:val="21"/>
+                <w:lang w:val="en-US" w:eastAsia="zh-CN"/>
+              </w:rPr>
+              <w:t>搜索好友</w:t>
+            </w:r>
+          </w:p>
+        </w:tc>
+        <w:tc>
+          <w:tcPr>
+            <w:tcW w:w="2268" w:type="dxa"/>
+            <w:shd w:val="clear" w:color="auto" w:fill="auto"/>
+          </w:tcPr>
+          <w:p>
+            <w:pPr>
+              <w:spacing w:line="240" w:lineRule="auto"/>
+              <w:ind w:firstLine="0" w:firstLineChars="0"/>
+              <w:jc w:val="left"/>
+              <w:rPr>
+                <w:rFonts w:hint="default" w:ascii="宋体" w:hAnsi="宋体"/>
+                <w:sz w:val="21"/>
+                <w:szCs w:val="21"/>
+                <w:lang w:val="en-US" w:eastAsia="zh-CN"/>
+              </w:rPr>
+            </w:pPr>
+            <w:r>
+              <w:rPr>
+                <w:rFonts w:hint="eastAsia" w:ascii="宋体" w:hAnsi="宋体"/>
+                <w:sz w:val="21"/>
+                <w:szCs w:val="21"/>
+                <w:lang w:val="en-US" w:eastAsia="zh-CN"/>
+              </w:rPr>
+              <w:t>搜索框输入“admin”</w:t>
+            </w:r>
+          </w:p>
+        </w:tc>
+        <w:tc>
+          <w:tcPr>
+            <w:tcW w:w="2410" w:type="dxa"/>
+            <w:shd w:val="clear" w:color="auto" w:fill="auto"/>
+          </w:tcPr>
+          <w:p>
+            <w:pPr>
+              <w:spacing w:line="240" w:lineRule="auto"/>
+              <w:ind w:firstLine="0" w:firstLineChars="0"/>
+              <w:jc w:val="left"/>
+              <w:rPr>
+                <w:rFonts w:hint="default" w:ascii="宋体" w:hAnsi="宋体"/>
+                <w:sz w:val="21"/>
+                <w:szCs w:val="21"/>
+                <w:lang w:val="en-US" w:eastAsia="zh-CN"/>
+              </w:rPr>
+            </w:pPr>
+            <w:r>
+              <w:rPr>
+                <w:rFonts w:hint="eastAsia" w:ascii="宋体" w:hAnsi="宋体"/>
+                <w:sz w:val="21"/>
+                <w:szCs w:val="21"/>
+                <w:lang w:val="en-US" w:eastAsia="zh-CN"/>
+              </w:rPr>
+              <w:t>成功搜索到admin用户</w:t>
+            </w:r>
+          </w:p>
+        </w:tc>
+        <w:tc>
+          <w:tcPr>
+            <w:tcW w:w="1833" w:type="dxa"/>
+            <w:shd w:val="clear" w:color="auto" w:fill="auto"/>
+          </w:tcPr>
+          <w:p>
+            <w:pPr>
+              <w:spacing w:line="240" w:lineRule="auto"/>
+              <w:ind w:firstLine="0" w:firstLineChars="0"/>
+              <w:jc w:val="left"/>
+              <w:rPr>
+                <w:rFonts w:hint="eastAsia" w:ascii="宋体" w:hAnsi="宋体"/>
+                <w:sz w:val="21"/>
+                <w:szCs w:val="21"/>
+                <w:lang w:val="en-US" w:eastAsia="zh-CN"/>
+              </w:rPr>
+            </w:pPr>
+            <w:r>
+              <w:rPr>
+                <w:rFonts w:hint="eastAsia" w:ascii="宋体" w:hAnsi="宋体"/>
+                <w:sz w:val="21"/>
+                <w:szCs w:val="21"/>
+                <w:lang w:val="en-US" w:eastAsia="zh-CN"/>
+              </w:rPr>
+              <w:t>成功搜索到admin用户</w:t>
+            </w:r>
+          </w:p>
+        </w:tc>
+        <w:tc>
+          <w:tcPr>
+            <w:tcW w:w="1398" w:type="dxa"/>
+            <w:shd w:val="clear" w:color="auto" w:fill="auto"/>
+          </w:tcPr>
+          <w:p>
+            <w:pPr>
+              <w:spacing w:line="240" w:lineRule="auto"/>
+              <w:ind w:firstLine="0" w:firstLineChars="0"/>
+              <w:jc w:val="left"/>
+              <w:rPr>
+                <w:rFonts w:hint="eastAsia" w:ascii="宋体" w:hAnsi="宋体"/>
+                <w:sz w:val="21"/>
+                <w:szCs w:val="21"/>
+              </w:rPr>
+            </w:pPr>
+            <w:r>
+              <w:rPr>
+                <w:rFonts w:hint="eastAsia" w:ascii="宋体" w:hAnsi="宋体"/>
+                <w:sz w:val="21"/>
+                <w:szCs w:val="21"/>
+              </w:rPr>
+              <w:t>测试通过</w:t>
+            </w:r>
+            <w:bookmarkStart w:id="135" w:name="_GoBack"/>
+            <w:bookmarkEnd w:id="135"/>
+          </w:p>
+        </w:tc>
+      </w:tr>
+      <w:tr>
+        <w:tblPrEx>
+          <w:tblBorders>
+            <w:top w:val="single" w:color="auto" w:sz="4" w:space="0"/>
+            <w:left w:val="single" w:color="auto" w:sz="4" w:space="0"/>
+            <w:bottom w:val="single" w:color="auto" w:sz="4" w:space="0"/>
+            <w:right w:val="single" w:color="auto" w:sz="4" w:space="0"/>
+            <w:insideH w:val="single" w:color="auto" w:sz="4" w:space="0"/>
+            <w:insideV w:val="single" w:color="auto" w:sz="4" w:space="0"/>
+          </w:tblBorders>
+          <w:tblCellMar>
+            <w:top w:w="0" w:type="dxa"/>
+            <w:left w:w="108" w:type="dxa"/>
+            <w:bottom w:w="0" w:type="dxa"/>
+            <w:right w:w="108" w:type="dxa"/>
+          </w:tblCellMar>
+        </w:tblPrEx>
+        <w:trPr>
           <w:trHeight w:val="363" w:hRule="atLeast"/>
         </w:trPr>
         <w:tc>
@@ -26237,6 +26678,164 @@
                 <w:szCs w:val="21"/>
               </w:rPr>
               <w:t>添加成功</w:t>
+            </w:r>
+          </w:p>
+        </w:tc>
+        <w:tc>
+          <w:tcPr>
+            <w:tcW w:w="1398" w:type="dxa"/>
+            <w:shd w:val="clear" w:color="auto" w:fill="auto"/>
+          </w:tcPr>
+          <w:p>
+            <w:pPr>
+              <w:spacing w:line="240" w:lineRule="auto"/>
+              <w:ind w:firstLine="0" w:firstLineChars="0"/>
+              <w:jc w:val="left"/>
+              <w:rPr>
+                <w:rFonts w:hint="eastAsia" w:ascii="宋体" w:hAnsi="宋体"/>
+                <w:sz w:val="21"/>
+                <w:szCs w:val="21"/>
+              </w:rPr>
+            </w:pPr>
+            <w:r>
+              <w:rPr>
+                <w:rFonts w:hint="eastAsia" w:ascii="宋体" w:hAnsi="宋体"/>
+                <w:sz w:val="21"/>
+                <w:szCs w:val="21"/>
+              </w:rPr>
+              <w:t>测试通过</w:t>
+            </w:r>
+          </w:p>
+        </w:tc>
+      </w:tr>
+      <w:tr>
+        <w:tblPrEx>
+          <w:tblBorders>
+            <w:top w:val="single" w:color="auto" w:sz="4" w:space="0"/>
+            <w:left w:val="single" w:color="auto" w:sz="4" w:space="0"/>
+            <w:bottom w:val="single" w:color="auto" w:sz="4" w:space="0"/>
+            <w:right w:val="single" w:color="auto" w:sz="4" w:space="0"/>
+            <w:insideH w:val="single" w:color="auto" w:sz="4" w:space="0"/>
+            <w:insideV w:val="single" w:color="auto" w:sz="4" w:space="0"/>
+          </w:tblBorders>
+          <w:tblCellMar>
+            <w:top w:w="0" w:type="dxa"/>
+            <w:left w:w="108" w:type="dxa"/>
+            <w:bottom w:w="0" w:type="dxa"/>
+            <w:right w:w="108" w:type="dxa"/>
+          </w:tblCellMar>
+        </w:tblPrEx>
+        <w:trPr>
+          <w:trHeight w:val="363" w:hRule="atLeast"/>
+        </w:trPr>
+        <w:tc>
+          <w:tcPr>
+            <w:tcW w:w="1271" w:type="dxa"/>
+            <w:shd w:val="clear" w:color="auto" w:fill="auto"/>
+          </w:tcPr>
+          <w:p>
+            <w:pPr>
+              <w:spacing w:line="240" w:lineRule="auto"/>
+              <w:ind w:firstLine="0" w:firstLineChars="0"/>
+              <w:jc w:val="left"/>
+              <w:rPr>
+                <w:rFonts w:hint="default" w:ascii="宋体" w:hAnsi="宋体" w:eastAsia="宋体"/>
+                <w:sz w:val="21"/>
+                <w:szCs w:val="21"/>
+                <w:lang w:val="en-US" w:eastAsia="zh-CN"/>
+              </w:rPr>
+            </w:pPr>
+            <w:r>
+              <w:rPr>
+                <w:rFonts w:hint="eastAsia" w:ascii="宋体" w:hAnsi="宋体"/>
+                <w:sz w:val="21"/>
+                <w:szCs w:val="21"/>
+                <w:lang w:val="en-US" w:eastAsia="zh-CN"/>
+              </w:rPr>
+              <w:t>删除好友</w:t>
+            </w:r>
+          </w:p>
+        </w:tc>
+        <w:tc>
+          <w:tcPr>
+            <w:tcW w:w="2268" w:type="dxa"/>
+            <w:shd w:val="clear" w:color="auto" w:fill="auto"/>
+          </w:tcPr>
+          <w:p>
+            <w:pPr>
+              <w:spacing w:line="240" w:lineRule="auto"/>
+              <w:ind w:firstLine="0" w:firstLineChars="0"/>
+              <w:jc w:val="left"/>
+              <w:rPr>
+                <w:rFonts w:hint="default" w:ascii="宋体" w:hAnsi="宋体" w:eastAsia="宋体"/>
+                <w:sz w:val="21"/>
+                <w:szCs w:val="21"/>
+                <w:lang w:val="en-US" w:eastAsia="zh-CN"/>
+              </w:rPr>
+            </w:pPr>
+            <w:r>
+              <w:rPr>
+                <w:rFonts w:hint="eastAsia" w:ascii="宋体" w:hAnsi="宋体"/>
+                <w:sz w:val="21"/>
+                <w:szCs w:val="21"/>
+                <w:lang w:val="en-US" w:eastAsia="zh-CN"/>
+              </w:rPr>
+              <w:t>点击删除好友</w:t>
+            </w:r>
+          </w:p>
+        </w:tc>
+        <w:tc>
+          <w:tcPr>
+            <w:tcW w:w="2410" w:type="dxa"/>
+            <w:shd w:val="clear" w:color="auto" w:fill="auto"/>
+          </w:tcPr>
+          <w:p>
+            <w:pPr>
+              <w:spacing w:line="240" w:lineRule="auto"/>
+              <w:ind w:firstLine="0" w:firstLineChars="0"/>
+              <w:jc w:val="left"/>
+              <w:rPr>
+                <w:rFonts w:hint="default" w:ascii="宋体" w:hAnsi="宋体" w:eastAsia="宋体"/>
+                <w:sz w:val="21"/>
+                <w:szCs w:val="21"/>
+                <w:lang w:val="en-US" w:eastAsia="zh-CN"/>
+              </w:rPr>
+            </w:pPr>
+            <w:r>
+              <w:rPr>
+                <w:rFonts w:hint="eastAsia" w:ascii="宋体" w:hAnsi="宋体"/>
+                <w:sz w:val="21"/>
+                <w:szCs w:val="21"/>
+                <w:lang w:val="en-US" w:eastAsia="zh-CN"/>
+              </w:rPr>
+              <w:t>删除成功</w:t>
+            </w:r>
+          </w:p>
+        </w:tc>
+        <w:tc>
+          <w:tcPr>
+            <w:tcW w:w="1833" w:type="dxa"/>
+            <w:shd w:val="clear" w:color="auto" w:fill="auto"/>
+          </w:tcPr>
+          <w:p>
+            <w:pPr>
+              <w:spacing w:line="240" w:lineRule="auto"/>
+              <w:ind w:firstLine="0" w:firstLineChars="0"/>
+              <w:jc w:val="left"/>
+              <w:rPr>
+                <w:rFonts w:hint="eastAsia" w:ascii="宋体" w:hAnsi="宋体"/>
+                <w:sz w:val="21"/>
+                <w:szCs w:val="21"/>
+              </w:rPr>
+            </w:pPr>
+            <w:r>
+              <w:rPr>
+                <w:rFonts w:hint="eastAsia" w:ascii="宋体" w:hAnsi="宋体"/>
+                <w:sz w:val="21"/>
+                <w:szCs w:val="21"/>
+                <w:lang w:val="en-US" w:eastAsia="zh-CN"/>
+              </w:rPr>
+              <w:t>删除成功</w:t>
             </w:r>
           </w:p>
         </w:tc>
@@ -26720,6 +27319,327 @@
           </w:p>
         </w:tc>
       </w:tr>
+      <w:tr>
+        <w:tblPrEx>
+          <w:tblBorders>
+            <w:top w:val="single" w:color="auto" w:sz="4" w:space="0"/>
+            <w:left w:val="single" w:color="auto" w:sz="4" w:space="0"/>
+            <w:bottom w:val="single" w:color="auto" w:sz="4" w:space="0"/>
+            <w:right w:val="single" w:color="auto" w:sz="4" w:space="0"/>
+            <w:insideH w:val="single" w:color="auto" w:sz="4" w:space="0"/>
+            <w:insideV w:val="single" w:color="auto" w:sz="4" w:space="0"/>
+          </w:tblBorders>
+          <w:tblCellMar>
+            <w:top w:w="0" w:type="dxa"/>
+            <w:left w:w="108" w:type="dxa"/>
+            <w:bottom w:w="0" w:type="dxa"/>
+            <w:right w:w="108" w:type="dxa"/>
+          </w:tblCellMar>
+        </w:tblPrEx>
+        <w:trPr>
+          <w:trHeight w:val="384" w:hRule="atLeast"/>
+        </w:trPr>
+        <w:tc>
+          <w:tcPr>
+            <w:tcW w:w="1271" w:type="dxa"/>
+            <w:shd w:val="clear" w:color="auto" w:fill="auto"/>
+          </w:tcPr>
+          <w:p>
+            <w:pPr>
+              <w:spacing w:line="240" w:lineRule="auto"/>
+              <w:ind w:firstLine="0" w:firstLineChars="0"/>
+              <w:jc w:val="left"/>
+              <w:rPr>
+                <w:rFonts w:hint="default" w:ascii="宋体" w:hAnsi="宋体" w:eastAsia="宋体"/>
+                <w:sz w:val="21"/>
+                <w:szCs w:val="21"/>
+                <w:lang w:val="en-US" w:eastAsia="zh-CN"/>
+              </w:rPr>
+            </w:pPr>
+            <w:bookmarkStart w:id="119" w:name="_Toc8595"/>
+            <w:bookmarkStart w:id="120" w:name="_Toc1754"/>
+            <w:bookmarkStart w:id="121" w:name="_Toc134820463"/>
+            <w:bookmarkStart w:id="122" w:name="_Toc134820407"/>
+            <w:r>
+              <w:rPr>
+                <w:rFonts w:hint="eastAsia" w:ascii="宋体" w:hAnsi="宋体"/>
+                <w:sz w:val="21"/>
+                <w:szCs w:val="21"/>
+                <w:lang w:val="en-US" w:eastAsia="zh-CN"/>
+              </w:rPr>
+              <w:t>评论动态</w:t>
+            </w:r>
+          </w:p>
+        </w:tc>
+        <w:tc>
+          <w:tcPr>
+            <w:tcW w:w="2268" w:type="dxa"/>
+            <w:shd w:val="clear" w:color="auto" w:fill="auto"/>
+          </w:tcPr>
+          <w:p>
+            <w:pPr>
+              <w:spacing w:line="240" w:lineRule="auto"/>
+              <w:ind w:firstLine="0" w:firstLineChars="0"/>
+              <w:jc w:val="left"/>
+              <w:rPr>
+                <w:rFonts w:hint="eastAsia" w:ascii="宋体" w:hAnsi="宋体" w:eastAsia="宋体"/>
+                <w:sz w:val="21"/>
+                <w:szCs w:val="21"/>
+                <w:lang w:val="en-US" w:eastAsia="zh-CN"/>
+              </w:rPr>
+            </w:pPr>
+            <w:r>
+              <w:rPr>
+                <w:rFonts w:hint="eastAsia" w:ascii="宋体" w:hAnsi="宋体"/>
+                <w:sz w:val="21"/>
+                <w:szCs w:val="21"/>
+                <w:lang w:val="en-US" w:eastAsia="zh-CN"/>
+              </w:rPr>
+              <w:t>输入“123”</w:t>
+            </w:r>
+          </w:p>
+        </w:tc>
+        <w:tc>
+          <w:tcPr>
+            <w:tcW w:w="2410" w:type="dxa"/>
+            <w:shd w:val="clear" w:color="auto" w:fill="auto"/>
+          </w:tcPr>
+          <w:p>
+            <w:pPr>
+              <w:spacing w:line="240" w:lineRule="auto"/>
+              <w:ind w:firstLine="0" w:firstLineChars="0"/>
+              <w:jc w:val="left"/>
+              <w:rPr>
+                <w:rFonts w:hint="default" w:ascii="宋体" w:hAnsi="宋体" w:eastAsia="宋体"/>
+                <w:sz w:val="21"/>
+                <w:szCs w:val="21"/>
+                <w:lang w:val="en-US" w:eastAsia="zh-CN"/>
+              </w:rPr>
+            </w:pPr>
+            <w:r>
+              <w:rPr>
+                <w:rFonts w:hint="eastAsia" w:ascii="宋体" w:hAnsi="宋体"/>
+                <w:sz w:val="21"/>
+                <w:szCs w:val="21"/>
+                <w:lang w:val="en-US" w:eastAsia="zh-CN"/>
+              </w:rPr>
+              <w:t>评论成功</w:t>
+            </w:r>
+          </w:p>
+        </w:tc>
+        <w:tc>
+          <w:tcPr>
+            <w:tcW w:w="1833" w:type="dxa"/>
+            <w:shd w:val="clear" w:color="auto" w:fill="auto"/>
+          </w:tcPr>
+          <w:p>
+            <w:pPr>
+              <w:spacing w:line="240" w:lineRule="auto"/>
+              <w:ind w:firstLine="0" w:firstLineChars="0"/>
+              <w:jc w:val="left"/>
+              <w:rPr>
+                <w:rFonts w:hint="eastAsia" w:ascii="宋体" w:hAnsi="宋体"/>
+                <w:sz w:val="21"/>
+                <w:szCs w:val="21"/>
+              </w:rPr>
+            </w:pPr>
+            <w:r>
+              <w:rPr>
+                <w:rFonts w:hint="eastAsia" w:ascii="宋体" w:hAnsi="宋体"/>
+                <w:sz w:val="21"/>
+                <w:szCs w:val="21"/>
+                <w:lang w:val="en-US" w:eastAsia="zh-CN"/>
+              </w:rPr>
+              <w:t>评论成功</w:t>
+            </w:r>
+          </w:p>
+        </w:tc>
+        <w:tc>
+          <w:tcPr>
+            <w:tcW w:w="1398" w:type="dxa"/>
+            <w:shd w:val="clear" w:color="auto" w:fill="auto"/>
+          </w:tcPr>
+          <w:p>
+            <w:pPr>
+              <w:spacing w:line="240" w:lineRule="auto"/>
+              <w:ind w:firstLine="0" w:firstLineChars="0"/>
+              <w:jc w:val="left"/>
+              <w:rPr>
+                <w:rFonts w:hint="eastAsia" w:ascii="宋体" w:hAnsi="宋体"/>
+                <w:sz w:val="21"/>
+                <w:szCs w:val="21"/>
+              </w:rPr>
+            </w:pPr>
+            <w:r>
+              <w:rPr>
+                <w:rFonts w:hint="eastAsia" w:ascii="宋体" w:hAnsi="宋体"/>
+                <w:sz w:val="21"/>
+                <w:szCs w:val="21"/>
+              </w:rPr>
+              <w:t>测试通过</w:t>
+            </w:r>
+          </w:p>
+        </w:tc>
+      </w:tr>
+      <w:tr>
+        <w:tblPrEx>
+          <w:tblBorders>
+            <w:top w:val="single" w:color="auto" w:sz="4" w:space="0"/>
+            <w:left w:val="single" w:color="auto" w:sz="4" w:space="0"/>
+            <w:bottom w:val="single" w:color="auto" w:sz="4" w:space="0"/>
+            <w:right w:val="single" w:color="auto" w:sz="4" w:space="0"/>
+            <w:insideH w:val="single" w:color="auto" w:sz="4" w:space="0"/>
+            <w:insideV w:val="single" w:color="auto" w:sz="4" w:space="0"/>
+          </w:tblBorders>
+          <w:tblCellMar>
+            <w:top w:w="0" w:type="dxa"/>
+            <w:left w:w="108" w:type="dxa"/>
+            <w:bottom w:w="0" w:type="dxa"/>
+            <w:right w:w="108" w:type="dxa"/>
+          </w:tblCellMar>
+        </w:tblPrEx>
+        <w:trPr>
+          <w:trHeight w:val="384" w:hRule="atLeast"/>
+        </w:trPr>
+        <w:tc>
+          <w:tcPr>
+            <w:tcW w:w="1271" w:type="dxa"/>
+            <w:shd w:val="clear" w:color="auto" w:fill="auto"/>
+          </w:tcPr>
+          <w:p>
+            <w:pPr>
+              <w:spacing w:line="240" w:lineRule="auto"/>
+              <w:ind w:firstLine="0" w:firstLineChars="0"/>
+              <w:jc w:val="left"/>
+              <w:rPr>
+                <w:rFonts w:hint="default" w:ascii="宋体" w:hAnsi="宋体"/>
+                <w:sz w:val="21"/>
+                <w:szCs w:val="21"/>
+                <w:lang w:val="en-US" w:eastAsia="zh-CN"/>
+              </w:rPr>
+            </w:pPr>
+            <w:r>
+              <w:rPr>
+                <w:rFonts w:hint="eastAsia" w:ascii="宋体" w:hAnsi="宋体"/>
+                <w:sz w:val="21"/>
+                <w:szCs w:val="21"/>
+                <w:lang w:val="en-US" w:eastAsia="zh-CN"/>
+              </w:rPr>
+              <w:t>点赞动态</w:t>
+            </w:r>
+          </w:p>
+        </w:tc>
+        <w:tc>
+          <w:tcPr>
+            <w:tcW w:w="2268" w:type="dxa"/>
+            <w:shd w:val="clear" w:color="auto" w:fill="auto"/>
+          </w:tcPr>
+          <w:p>
+            <w:pPr>
+              <w:spacing w:line="240" w:lineRule="auto"/>
+              <w:ind w:firstLine="0" w:firstLineChars="0"/>
+              <w:jc w:val="left"/>
+              <w:rPr>
+                <w:rFonts w:hint="default" w:ascii="宋体" w:hAnsi="宋体"/>
+                <w:sz w:val="21"/>
+                <w:szCs w:val="21"/>
+                <w:lang w:val="en-US" w:eastAsia="zh-CN"/>
+              </w:rPr>
+            </w:pPr>
+            <w:r>
+              <w:rPr>
+                <w:rFonts w:hint="eastAsia" w:ascii="宋体" w:hAnsi="宋体"/>
+                <w:sz w:val="21"/>
+                <w:szCs w:val="21"/>
+                <w:lang w:val="en-US" w:eastAsia="zh-CN"/>
+              </w:rPr>
+              <w:t>点击点赞图标</w:t>
+            </w:r>
+          </w:p>
+        </w:tc>
+        <w:tc>
+          <w:tcPr>
+            <w:tcW w:w="2410" w:type="dxa"/>
+            <w:shd w:val="clear" w:color="auto" w:fill="auto"/>
+          </w:tcPr>
+          <w:p>
+            <w:pPr>
+              <w:spacing w:line="240" w:lineRule="auto"/>
+              <w:ind w:firstLine="0" w:firstLineChars="0"/>
+              <w:jc w:val="left"/>
+              <w:rPr>
+                <w:rFonts w:hint="default" w:ascii="宋体" w:hAnsi="宋体"/>
+                <w:sz w:val="21"/>
+                <w:szCs w:val="21"/>
+                <w:lang w:val="en-US" w:eastAsia="zh-CN"/>
+              </w:rPr>
+            </w:pPr>
+            <w:r>
+              <w:rPr>
+                <w:rFonts w:hint="eastAsia" w:ascii="宋体" w:hAnsi="宋体"/>
+                <w:sz w:val="21"/>
+                <w:szCs w:val="21"/>
+                <w:lang w:val="en-US" w:eastAsia="zh-CN"/>
+              </w:rPr>
+              <w:t>点赞成功</w:t>
+            </w:r>
+          </w:p>
+        </w:tc>
+        <w:tc>
+          <w:tcPr>
+            <w:tcW w:w="1833" w:type="dxa"/>
+            <w:shd w:val="clear" w:color="auto" w:fill="auto"/>
+          </w:tcPr>
+          <w:p>
+            <w:pPr>
+              <w:spacing w:line="240" w:lineRule="auto"/>
+              <w:ind w:firstLine="0" w:firstLineChars="0"/>
+              <w:jc w:val="left"/>
+              <w:rPr>
+                <w:rFonts w:hint="eastAsia" w:ascii="宋体" w:hAnsi="宋体"/>
+                <w:sz w:val="21"/>
+                <w:szCs w:val="21"/>
+                <w:lang w:val="en-US" w:eastAsia="zh-CN"/>
+              </w:rPr>
+            </w:pPr>
+            <w:r>
+              <w:rPr>
+                <w:rFonts w:hint="eastAsia" w:ascii="宋体" w:hAnsi="宋体"/>
+                <w:sz w:val="21"/>
+                <w:szCs w:val="21"/>
+                <w:lang w:val="en-US" w:eastAsia="zh-CN"/>
+              </w:rPr>
+              <w:t>点赞成功</w:t>
+            </w:r>
+          </w:p>
+        </w:tc>
+        <w:tc>
+          <w:tcPr>
+            <w:tcW w:w="1398" w:type="dxa"/>
+            <w:shd w:val="clear" w:color="auto" w:fill="auto"/>
+          </w:tcPr>
+          <w:p>
+            <w:pPr>
+              <w:spacing w:line="240" w:lineRule="auto"/>
+              <w:ind w:firstLine="0" w:firstLineChars="0"/>
+              <w:jc w:val="left"/>
+              <w:rPr>
+                <w:rFonts w:hint="eastAsia" w:ascii="宋体" w:hAnsi="宋体"/>
+                <w:sz w:val="21"/>
+                <w:szCs w:val="21"/>
+              </w:rPr>
+            </w:pPr>
+            <w:r>
+              <w:rPr>
+                <w:rFonts w:hint="eastAsia" w:ascii="宋体" w:hAnsi="宋体"/>
+                <w:sz w:val="21"/>
+                <w:szCs w:val="21"/>
+              </w:rPr>
+              <w:t>测试通过</w:t>
+            </w:r>
+          </w:p>
+        </w:tc>
+      </w:tr>
     </w:tbl>
     <w:p>
       <w:pPr>
@@ -26740,10 +27660,6 @@
           <w:szCs w:val="24"/>
         </w:rPr>
       </w:pPr>
-      <w:bookmarkStart w:id="119" w:name="_Toc8595"/>
-      <w:bookmarkStart w:id="120" w:name="_Toc1754"/>
-      <w:bookmarkStart w:id="121" w:name="_Toc134820463"/>
-      <w:bookmarkStart w:id="122" w:name="_Toc134820407"/>
       <w:r>
         <w:rPr>
           <w:rFonts w:ascii="Times New Roman" w:hAnsi="Times New Roman"/>
@@ -26928,7 +27844,6 @@
       <w:bookmarkStart w:id="128" w:name="_Toc8761"/>
       <w:bookmarkStart w:id="129" w:name="_Toc27818"/>
       <w:bookmarkStart w:id="130" w:name="_Toc134820409"/>
-      <w:commentRangeStart w:id="6"/>
       <w:r>
         <w:rPr>
           <w:rFonts w:ascii="Times New Roman" w:hAnsi="Times New Roman"/>
@@ -26943,14 +27858,6 @@
       <w:bookmarkEnd w:id="128"/>
       <w:bookmarkEnd w:id="129"/>
       <w:bookmarkEnd w:id="130"/>
-      <w:commentRangeEnd w:id="6"/>
-      <w:r>
-        <w:rPr>
-          <w:rStyle w:val="35"/>
-          <w:rFonts w:ascii="Times New Roman" w:hAnsi="Times New Roman" w:eastAsia="宋体"/>
-        </w:rPr>
-        <w:commentReference w:id="6"/>
-      </w:r>
     </w:p>
     <w:p>
       <w:pPr>
@@ -26966,22 +27873,7 @@
         <w:t>[1]</w:t>
       </w:r>
       <w:r>
-        <w:t>陆志浩.企业级即时通讯APP</w:t>
-      </w:r>
-      <w:commentRangeStart w:id="7"/>
-      <w:r>
-        <w:t>及系统设计与实现[J].公</w:t>
-      </w:r>
-      <w:commentRangeEnd w:id="7"/>
-      <w:r>
-        <w:rPr>
-          <w:rStyle w:val="35"/>
-          <w:rFonts w:ascii="Times New Roman" w:hAnsi="Times New Roman"/>
-        </w:rPr>
-        <w:commentReference w:id="7"/>
-      </w:r>
-      <w:r>
-        <w:t>安部第一研究所,</w:t>
+        <w:t>陆志浩.企业级即时通讯APP及系统设计与实现[J].公安部第一研究所,</w:t>
       </w:r>
       <w:r>
         <w:rPr>
@@ -27381,8 +28273,6 @@
         </w:rPr>
         <w:t>1~20,</w:t>
       </w:r>
-      <w:bookmarkStart w:id="135" w:name="_GoBack"/>
-      <w:bookmarkEnd w:id="135"/>
       <w:r>
         <w:t xml:space="preserve"> 202</w:t>
       </w:r>
@@ -27525,8 +28415,8 @@
       </w:r>
     </w:p>
     <w:sectPr>
-      <w:headerReference r:id="rId16" w:type="default"/>
-      <w:footerReference r:id="rId17" w:type="default"/>
+      <w:headerReference r:id="rId14" w:type="default"/>
+      <w:footerReference r:id="rId15" w:type="default"/>
       <w:type w:val="oddPage"/>
       <w:pgSz w:w="11906" w:h="16838"/>
       <w:pgMar w:top="1701" w:right="1418" w:bottom="1418" w:left="1418" w:header="851" w:footer="992" w:gutter="0"/>
@@ -27536,166 +28426,6 @@
     </w:sectPr>
   </w:body>
 </w:document>
-</file>
-
-<file path=word/comments.xml><?xml version="1.0" encoding="utf-8"?>
-<w:comments xmlns:wpc="http://schemas.microsoft.com/office/word/2010/wordprocessingCanvas" xmlns:mc="http://schemas.openxmlformats.org/markup-compatibility/2006" xmlns:o="urn:schemas-microsoft-com:office:office" xmlns:r="http://schemas.openxmlformats.org/officeDocument/2006/relationships" xmlns:m="http://schemas.openxmlformats.org/officeDocument/2006/math" xmlns:v="urn:schemas-microsoft-com:vml" xmlns:wp14="http://schemas.microsoft.com/office/word/2010/wordprocessingDrawing" xmlns:wp="http://schemas.openxmlformats.org/drawingml/2006/wordprocessingDrawing" xmlns:w="http://schemas.openxmlformats.org/wordprocessingml/2006/main" xmlns:w14="http://schemas.microsoft.com/office/word/2010/wordml" xmlns:w15="http://schemas.microsoft.com/office/word/2012/wordml" xmlns:w10="urn:schemas-microsoft-com:office:word" xmlns:wpg="http://schemas.microsoft.com/office/word/2010/wordprocessingGroup" xmlns:wpi="http://schemas.microsoft.com/office/word/2010/wordprocessingInk" xmlns:wne="http://schemas.microsoft.com/office/word/2006/wordml" xmlns:wps="http://schemas.microsoft.com/office/word/2010/wordprocessingShape" xmlns:wpsCustomData="http://www.wps.cn/officeDocument/2013/wpsCustomData" mc:Ignorable="w14 w15 wp14">
-  <w:comment w:id="0" w:author="yongsong peng" w:date="2025-04-18T21:42:00Z" w:initials="yp">
-    <w:p>
-      <w:pPr>
-        <w:pStyle w:val="12"/>
-        <w:ind w:firstLine="0" w:firstLineChars="0"/>
-      </w:pPr>
-      <w:r>
-        <w:rPr>
-          <w:rFonts w:hint="eastAsia"/>
-        </w:rPr>
-        <w:t>这一部分要先对前面的功能设计进行分析，得出系统所需的实体名称及每一个目标实体所涉及的属性，然后再给出下面列出的内容，请修改</w:t>
-      </w:r>
-    </w:p>
-  </w:comment>
-  <w:comment w:id="1" w:author="yongsong peng" w:date="2025-04-18T21:50:00Z" w:initials="yp">
-    <w:p>
-      <w:pPr>
-        <w:pStyle w:val="12"/>
-        <w:ind w:firstLine="0" w:firstLineChars="0"/>
-      </w:pPr>
-      <w:r>
-        <w:rPr>
-          <w:rFonts w:hint="eastAsia"/>
-        </w:rPr>
-        <w:t>请在图上方文字介绍的后面加上：</w:t>
-      </w:r>
-      <w:r>
-        <w:t>***</w:t>
-      </w:r>
-      <w:r>
-        <w:rPr>
-          <w:rFonts w:hint="eastAsia"/>
-        </w:rPr>
-        <w:t>实体属性图如图</w:t>
-      </w:r>
-      <w:r>
-        <w:t>*-*</w:t>
-      </w:r>
-      <w:r>
-        <w:rPr>
-          <w:rFonts w:hint="eastAsia"/>
-        </w:rPr>
-        <w:t>所示，如此处所示。</w:t>
-      </w:r>
-    </w:p>
-    <w:p>
-      <w:pPr>
-        <w:pStyle w:val="12"/>
-        <w:ind w:firstLine="0" w:firstLineChars="0"/>
-      </w:pPr>
-      <w:r>
-        <w:rPr>
-          <w:rFonts w:hint="eastAsia"/>
-        </w:rPr>
-        <w:t>后面的请按这一要求进行修改</w:t>
-      </w:r>
-    </w:p>
-  </w:comment>
-  <w:comment w:id="2" w:author="yongsong peng" w:date="2025-04-18T21:51:00Z" w:initials="yp">
-    <w:p>
-      <w:pPr>
-        <w:pStyle w:val="12"/>
-        <w:ind w:firstLine="0" w:firstLineChars="0"/>
-      </w:pPr>
-      <w:r>
-        <w:rPr>
-          <w:rFonts w:hint="eastAsia"/>
-        </w:rPr>
-        <w:t>联系人申请是这个实体吗？</w:t>
-      </w:r>
-    </w:p>
-  </w:comment>
-  <w:comment w:id="3" w:author="yongsong peng" w:date="2025-04-18T21:58:00Z" w:initials="yp">
-    <w:p>
-      <w:pPr>
-        <w:pStyle w:val="12"/>
-        <w:ind w:firstLine="0" w:firstLineChars="0"/>
-      </w:pPr>
-      <w:r>
-        <w:rPr>
-          <w:rFonts w:hint="eastAsia"/>
-        </w:rPr>
-        <w:t>注意图的编号</w:t>
-      </w:r>
-    </w:p>
-  </w:comment>
-  <w:comment w:id="4" w:author="yongsong peng" w:date="2025-04-18T21:23:00Z" w:initials="yp">
-    <w:p>
-      <w:pPr>
-        <w:pStyle w:val="12"/>
-        <w:ind w:firstLine="0" w:firstLineChars="0"/>
-      </w:pPr>
-      <w:r>
-        <w:rPr>
-          <w:rFonts w:hint="eastAsia"/>
-        </w:rPr>
-        <w:t>这个界面能否截清楚一些？</w:t>
-      </w:r>
-    </w:p>
-  </w:comment>
-  <w:comment w:id="5" w:author="yongsong peng" w:date="2025-04-18T21:59:00Z" w:initials="yp">
-    <w:p>
-      <w:pPr>
-        <w:pStyle w:val="12"/>
-        <w:ind w:firstLine="0" w:firstLineChars="0"/>
-      </w:pPr>
-      <w:r>
-        <w:rPr>
-          <w:rFonts w:hint="eastAsia"/>
-        </w:rPr>
-        <w:t>对设计的所有主要功能均应进行测试</w:t>
-      </w:r>
-    </w:p>
-  </w:comment>
-  <w:comment w:id="6" w:author="yongsong peng" w:date="2025-04-18T22:00:00Z" w:initials="yp">
-    <w:p>
-      <w:pPr>
-        <w:pStyle w:val="12"/>
-        <w:ind w:firstLine="0" w:firstLineChars="0"/>
-      </w:pPr>
-      <w:r>
-        <w:rPr>
-          <w:rFonts w:hint="eastAsia"/>
-        </w:rPr>
-        <w:t>参考文献请增加二个外文文献</w:t>
-      </w:r>
-    </w:p>
-  </w:comment>
-  <w:comment w:id="7" w:author="yongsong peng" w:date="2025-04-18T22:02:00Z" w:initials="yp">
-    <w:p>
-      <w:pPr>
-        <w:pStyle w:val="12"/>
-        <w:ind w:firstLine="0" w:firstLineChars="0"/>
-      </w:pPr>
-      <w:r>
-        <w:rPr>
-          <w:rFonts w:hint="eastAsia"/>
-        </w:rPr>
-        <w:t>对期刊要写出之编文章是从多少页到多少页，请增加。后面请作相同的修改</w:t>
-      </w:r>
-    </w:p>
-  </w:comment>
-</w:comments>
-</file>
-
-<file path=word/commentsExtended.xml><?xml version="1.0" encoding="utf-8"?>
-<w15:commentsEx xmlns:wpc="http://schemas.microsoft.com/office/word/2010/wordprocessingCanvas" xmlns:mc="http://schemas.openxmlformats.org/markup-compatibility/2006" xmlns:o="urn:schemas-microsoft-com:office:office" xmlns:r="http://schemas.openxmlformats.org/officeDocument/2006/relationships" xmlns:m="http://schemas.openxmlformats.org/officeDocument/2006/math" xmlns:v="urn:schemas-microsoft-com:vml" xmlns:wp14="http://schemas.microsoft.com/office/word/2010/wordprocessingDrawing" xmlns:wp="http://schemas.openxmlformats.org/drawingml/2006/wordprocessingDrawing" xmlns:w="http://schemas.openxmlformats.org/wordprocessingml/2006/main" xmlns:w14="http://schemas.microsoft.com/office/word/2010/wordml" xmlns:w15="http://schemas.microsoft.com/office/word/2012/wordml" xmlns:w10="urn:schemas-microsoft-com:office:word" xmlns:wpg="http://schemas.microsoft.com/office/word/2010/wordprocessingGroup" xmlns:wpi="http://schemas.microsoft.com/office/word/2010/wordprocessingInk" xmlns:wne="http://schemas.microsoft.com/office/word/2006/wordml" xmlns:wps="http://schemas.microsoft.com/office/word/2010/wordprocessingShape" xmlns:wpsCustomData="http://www.wps.cn/officeDocument/2013/wpsCustomData" mc:Ignorable="w14 w15 wp14">
-  <w15:commentEx w15:paraId="1D82C5F3" w15:done="0"/>
-  <w15:commentEx w15:paraId="640C5145" w15:done="0"/>
-  <w15:commentEx w15:paraId="1A564223" w15:done="0"/>
-  <w15:commentEx w15:paraId="1FC42E91" w15:done="0"/>
-  <w15:commentEx w15:paraId="7A828447" w15:done="0"/>
-  <w15:commentEx w15:paraId="7B182277" w15:done="0"/>
-  <w15:commentEx w15:paraId="0DF10C55" w15:done="0"/>
-  <w15:commentEx w15:paraId="78B0AB91" w15:done="0"/>
-</w15:commentsEx>
 </file>
 
 <file path=word/endnotes.xml><?xml version="1.0" encoding="utf-8"?>
@@ -28972,14 +29702,6 @@
     <w:abstractNumId w:val="11"/>
   </w:num>
 </w:numbering>
-</file>
-
-<file path=word/people.xml><?xml version="1.0" encoding="utf-8"?>
-<w15:people xmlns:wpc="http://schemas.microsoft.com/office/word/2010/wordprocessingCanvas" xmlns:mc="http://schemas.openxmlformats.org/markup-compatibility/2006" xmlns:o="urn:schemas-microsoft-com:office:office" xmlns:r="http://schemas.openxmlformats.org/officeDocument/2006/relationships" xmlns:m="http://schemas.openxmlformats.org/officeDocument/2006/math" xmlns:v="urn:schemas-microsoft-com:vml" xmlns:wp14="http://schemas.microsoft.com/office/word/2010/wordprocessingDrawing" xmlns:wp="http://schemas.openxmlformats.org/drawingml/2006/wordprocessingDrawing" xmlns:w="http://schemas.openxmlformats.org/wordprocessingml/2006/main" xmlns:w14="http://schemas.microsoft.com/office/word/2010/wordml" xmlns:w15="http://schemas.microsoft.com/office/word/2012/wordml" xmlns:w10="urn:schemas-microsoft-com:office:word" xmlns:wpg="http://schemas.microsoft.com/office/word/2010/wordprocessingGroup" xmlns:wpi="http://schemas.microsoft.com/office/word/2010/wordprocessingInk" xmlns:wne="http://schemas.microsoft.com/office/word/2006/wordml" xmlns:wps="http://schemas.microsoft.com/office/word/2010/wordprocessingShape" xmlns:wpsCustomData="http://www.wps.cn/officeDocument/2013/wpsCustomData" mc:Ignorable="w14 w15 wp14">
-  <w15:person w15:author="yongsong peng">
-    <w15:presenceInfo w15:providerId="Windows Live" w15:userId="fbafaaf41db6ec60"/>
-  </w15:person>
-</w15:people>
 </file>
 
 <file path=word/styles.xml><?xml version="1.0" encoding="utf-8"?>
